--- a/Front Matter/Front Matter_v6b.docx
+++ b/Front Matter/Front Matter_v6b.docx
@@ -1419,25 +1419,7 @@
           <w:sz w:val="24"/>
           <w:szCs w:val="24"/>
         </w:rPr>
-        <w:t xml:space="preserve">Xie </w:t>
-      </w:r>
-      <w:proofErr w:type="spellStart"/>
-      <w:r>
-        <w:rPr>
-          <w:rFonts w:ascii="Noto Serif SC" w:eastAsia="Noto Serif SC" w:hAnsi="Noto Serif SC"/>
-          <w:sz w:val="24"/>
-          <w:szCs w:val="24"/>
-        </w:rPr>
-        <w:t>Xiangming</w:t>
-      </w:r>
-      <w:proofErr w:type="spellEnd"/>
-      <w:r>
-        <w:rPr>
-          <w:rFonts w:ascii="Noto Serif SC" w:eastAsia="Noto Serif SC" w:hAnsi="Noto Serif SC"/>
-          <w:sz w:val="24"/>
-          <w:szCs w:val="24"/>
-        </w:rPr>
-        <w:t xml:space="preserve"> was born in Zhangzhou, Fujian Province in 1974, of Hakka Long Yan descent. He learnt to compose and to play the dulcimer (yangqin), violin and piano from his father during his childhood, and was admitted to the Shanghai Conservatory of Music Composition and Conducting Department in 1991 to study composition under the tutelage of Professor Wang Jianzhong. He teaches in the Composition Department of Middle School Affiliated to Shanghai Conservatory of music and is actively engaged in various fields of composition. His works include symphonies, chamber music, choral music and musicals etc. His distinctive personal style is expressed through diverse genres such as modern, classical, pop, folk, religious and electronic music.</w:t>
+        <w:t>Xie Xiangming was born in Zhangzhou, Fujian Province in 1974, of Hakka Long Yan descent. He learnt to compose and to play the dulcimer (yangqin), violin and piano from his father during his childhood, and was admitted to the Shanghai Conservatory of Music Composition and Conducting Department in 1991 to study composition under the tutelage of Professor Wang Jianzhong. He teaches in the Composition Department of Middle School Affiliated to Shanghai Conservatory of music and is actively engaged in various fields of composition. His works include symphonies, chamber music, choral music and musicals etc. His distinctive personal style is expressed through diverse genres such as modern, classical, pop, folk, religious and electronic music.</w:t>
       </w:r>
     </w:p>
     <w:p>
@@ -1831,6 +1813,15 @@
       </w:pPr>
       <w:r>
         <w:rPr>
+          <w:rFonts w:ascii="Noto Serif SC" w:eastAsia="Noto Serif SC" w:hAnsi="Noto Serif SC" w:cs="Noto Serif"/>
+          <w:sz w:val="24"/>
+          <w:szCs w:val="24"/>
+          <w:lang w:val="en-GB"/>
+        </w:rPr>
+        <w:t xml:space="preserve">2 </w:t>
+      </w:r>
+      <w:r>
+        <w:rPr>
           <w:rFonts w:ascii="Noto Serif SC" w:eastAsia="Noto Serif SC" w:hAnsi="Noto Serif SC" w:cs="Noto Serif" w:hint="eastAsia"/>
           <w:sz w:val="24"/>
           <w:szCs w:val="24"/>
@@ -1845,38 +1836,45 @@
           <w:szCs w:val="24"/>
           <w:lang w:val="en-GB"/>
         </w:rPr>
-        <w:t xml:space="preserve"> I, II (</w:t>
-      </w:r>
-      <w:proofErr w:type="spellStart"/>
-      <w:r>
-        <w:rPr>
-          <w:rFonts w:ascii="Noto Serif SC" w:eastAsia="Noto Serif SC" w:hAnsi="Noto Serif SC" w:cs="Noto Serif"/>
-          <w:sz w:val="24"/>
-          <w:szCs w:val="24"/>
-          <w:lang w:val="en-GB"/>
-        </w:rPr>
-        <w:t>Bangdi</w:t>
-      </w:r>
-      <w:proofErr w:type="spellEnd"/>
-      <w:r>
-        <w:rPr>
-          <w:rFonts w:ascii="Noto Serif SC" w:eastAsia="Noto Serif SC" w:hAnsi="Noto Serif SC" w:cs="Noto Serif"/>
-          <w:sz w:val="24"/>
-          <w:szCs w:val="24"/>
-          <w:lang w:val="en-GB"/>
-        </w:rPr>
-        <w:t xml:space="preserve"> I, II)</w:t>
-      </w:r>
-    </w:p>
-    <w:p>
-      <w:pPr>
-        <w:rPr>
-          <w:rFonts w:ascii="Noto Serif SC" w:eastAsia="Noto Serif SC" w:hAnsi="Noto Serif SC" w:cs="Noto Serif"/>
-          <w:sz w:val="24"/>
-          <w:szCs w:val="24"/>
-          <w:lang w:val="en-US"/>
-        </w:rPr>
-      </w:pPr>
+        <w:t xml:space="preserve"> </w:t>
+      </w:r>
+      <w:r>
+        <w:rPr>
+          <w:rFonts w:ascii="Noto Serif SC" w:eastAsia="Noto Serif SC" w:hAnsi="Noto Serif SC" w:cs="Noto Serif"/>
+          <w:sz w:val="24"/>
+          <w:szCs w:val="24"/>
+          <w:lang w:val="en-GB"/>
+        </w:rPr>
+        <w:t>2</w:t>
+      </w:r>
+      <w:r>
+        <w:rPr>
+          <w:rFonts w:ascii="Noto Serif SC" w:eastAsia="Noto Serif SC" w:hAnsi="Noto Serif SC" w:cs="Noto Serif"/>
+          <w:sz w:val="24"/>
+          <w:szCs w:val="24"/>
+          <w:lang w:val="en-GB"/>
+        </w:rPr>
+        <w:t xml:space="preserve"> Bangdi</w:t>
+      </w:r>
+    </w:p>
+    <w:p>
+      <w:pPr>
+        <w:rPr>
+          <w:rFonts w:ascii="Noto Serif SC" w:eastAsia="Noto Serif SC" w:hAnsi="Noto Serif SC" w:cs="Noto Serif"/>
+          <w:sz w:val="24"/>
+          <w:szCs w:val="24"/>
+          <w:lang w:val="en-US"/>
+        </w:rPr>
+      </w:pPr>
+      <w:r>
+        <w:rPr>
+          <w:rFonts w:ascii="Noto Serif SC" w:eastAsia="Noto Serif SC" w:hAnsi="Noto Serif SC" w:cs="Noto Serif"/>
+          <w:sz w:val="24"/>
+          <w:szCs w:val="24"/>
+          <w:lang w:val="en-US"/>
+        </w:rPr>
+        <w:t xml:space="preserve">1 </w:t>
+      </w:r>
       <w:r>
         <w:rPr>
           <w:rFonts w:ascii="Noto Serif SC" w:eastAsia="Noto Serif SC" w:hAnsi="Noto Serif SC" w:cs="Noto Serif" w:hint="eastAsia"/>
@@ -1893,9 +1891,17 @@
           <w:szCs w:val="24"/>
           <w:lang w:val="en-US"/>
         </w:rPr>
-        <w:t xml:space="preserve"> (</w:t>
-      </w:r>
-      <w:proofErr w:type="spellStart"/>
+        <w:t xml:space="preserve"> </w:t>
+      </w:r>
+      <w:r>
+        <w:rPr>
+          <w:rFonts w:ascii="Noto Serif SC" w:eastAsia="Noto Serif SC" w:hAnsi="Noto Serif SC" w:cs="Noto Serif"/>
+          <w:sz w:val="24"/>
+          <w:szCs w:val="24"/>
+          <w:lang w:val="en-US"/>
+        </w:rPr>
+        <w:t xml:space="preserve">1 </w:t>
+      </w:r>
       <w:r>
         <w:rPr>
           <w:rFonts w:ascii="Noto Serif SC" w:eastAsia="Noto Serif SC" w:hAnsi="Noto Serif SC" w:cs="Noto Serif"/>
@@ -1905,26 +1911,25 @@
         </w:rPr>
         <w:t>Qudi</w:t>
       </w:r>
-      <w:proofErr w:type="spellEnd"/>
-      <w:r>
-        <w:rPr>
-          <w:rFonts w:ascii="Noto Serif SC" w:eastAsia="Noto Serif SC" w:hAnsi="Noto Serif SC" w:cs="Noto Serif"/>
-          <w:sz w:val="24"/>
-          <w:szCs w:val="24"/>
-          <w:lang w:val="en-US"/>
-        </w:rPr>
-        <w:t>)</w:t>
-      </w:r>
-    </w:p>
-    <w:p>
-      <w:pPr>
-        <w:rPr>
-          <w:rFonts w:ascii="Noto Serif SC" w:eastAsia="Noto Serif SC" w:hAnsi="Noto Serif SC" w:cs="Noto Serif"/>
-          <w:sz w:val="24"/>
-          <w:szCs w:val="24"/>
-          <w:lang w:val="en-GB"/>
-        </w:rPr>
-      </w:pPr>
+    </w:p>
+    <w:p>
+      <w:pPr>
+        <w:rPr>
+          <w:rFonts w:ascii="Noto Serif SC" w:eastAsia="Noto Serif SC" w:hAnsi="Noto Serif SC" w:cs="Noto Serif"/>
+          <w:sz w:val="24"/>
+          <w:szCs w:val="24"/>
+          <w:lang w:val="en-GB"/>
+        </w:rPr>
+      </w:pPr>
+      <w:r>
+        <w:rPr>
+          <w:rFonts w:ascii="Noto Serif SC" w:eastAsia="Noto Serif SC" w:hAnsi="Noto Serif SC" w:cs="Noto Serif"/>
+          <w:sz w:val="24"/>
+          <w:szCs w:val="24"/>
+          <w:lang w:val="en-GB"/>
+        </w:rPr>
+        <w:t xml:space="preserve">2 </w:t>
+      </w:r>
       <w:r>
         <w:rPr>
           <w:rFonts w:ascii="Noto Serif SC" w:eastAsia="Noto Serif SC" w:hAnsi="Noto Serif SC" w:cs="Noto Serif" w:hint="eastAsia"/>
@@ -1941,9 +1946,17 @@
           <w:szCs w:val="24"/>
           <w:lang w:val="en-GB"/>
         </w:rPr>
-        <w:t xml:space="preserve"> I, II (</w:t>
-      </w:r>
-      <w:proofErr w:type="spellStart"/>
+        <w:t xml:space="preserve"> </w:t>
+      </w:r>
+      <w:r>
+        <w:rPr>
+          <w:rFonts w:ascii="Noto Serif SC" w:eastAsia="Noto Serif SC" w:hAnsi="Noto Serif SC" w:cs="Noto Serif"/>
+          <w:sz w:val="24"/>
+          <w:szCs w:val="24"/>
+          <w:lang w:val="en-GB"/>
+        </w:rPr>
+        <w:t xml:space="preserve">2 </w:t>
+      </w:r>
       <w:r>
         <w:rPr>
           <w:rFonts w:ascii="Noto Serif SC" w:eastAsia="Noto Serif SC" w:hAnsi="Noto Serif SC" w:cs="Noto Serif"/>
@@ -1953,36 +1966,35 @@
         </w:rPr>
         <w:t>Xindi</w:t>
       </w:r>
-      <w:proofErr w:type="spellEnd"/>
-      <w:r>
-        <w:rPr>
-          <w:rFonts w:ascii="Noto Serif SC" w:eastAsia="Noto Serif SC" w:hAnsi="Noto Serif SC" w:cs="Noto Serif"/>
-          <w:sz w:val="24"/>
-          <w:szCs w:val="24"/>
-          <w:lang w:val="en-GB"/>
-        </w:rPr>
-        <w:t xml:space="preserve"> I, II)</w:t>
-      </w:r>
-    </w:p>
-    <w:p>
-      <w:pPr>
-        <w:rPr>
-          <w:rFonts w:ascii="Noto Serif SC" w:eastAsia="Noto Serif SC" w:hAnsi="Noto Serif SC" w:cs="Noto Serif"/>
-          <w:sz w:val="24"/>
-          <w:szCs w:val="24"/>
-          <w:lang w:val="en-GB"/>
-        </w:rPr>
-      </w:pPr>
-    </w:p>
-    <w:p>
-      <w:pPr>
-        <w:rPr>
-          <w:rFonts w:ascii="Noto Serif SC" w:eastAsia="Noto Serif SC" w:hAnsi="Noto Serif SC" w:cs="Noto Serif"/>
-          <w:sz w:val="24"/>
-          <w:szCs w:val="24"/>
-          <w:lang w:val="en-GB"/>
-        </w:rPr>
-      </w:pPr>
+    </w:p>
+    <w:p>
+      <w:pPr>
+        <w:rPr>
+          <w:rFonts w:ascii="Noto Serif SC" w:eastAsia="Noto Serif SC" w:hAnsi="Noto Serif SC" w:cs="Noto Serif"/>
+          <w:sz w:val="24"/>
+          <w:szCs w:val="24"/>
+          <w:lang w:val="en-GB"/>
+        </w:rPr>
+      </w:pPr>
+    </w:p>
+    <w:p>
+      <w:pPr>
+        <w:rPr>
+          <w:rFonts w:ascii="Noto Serif SC" w:eastAsia="Noto Serif SC" w:hAnsi="Noto Serif SC" w:cs="Noto Serif"/>
+          <w:sz w:val="24"/>
+          <w:szCs w:val="24"/>
+          <w:lang w:val="en-GB"/>
+        </w:rPr>
+      </w:pPr>
+      <w:r>
+        <w:rPr>
+          <w:rFonts w:ascii="Noto Serif SC" w:eastAsia="Noto Serif SC" w:hAnsi="Noto Serif SC" w:cs="Noto Serif"/>
+          <w:sz w:val="24"/>
+          <w:szCs w:val="24"/>
+          <w:lang w:val="en-GB"/>
+        </w:rPr>
+        <w:t xml:space="preserve">2 </w:t>
+      </w:r>
       <w:r>
         <w:rPr>
           <w:rFonts w:ascii="Noto Serif SC" w:eastAsia="Noto Serif SC" w:hAnsi="Noto Serif SC" w:cs="Noto Serif" w:hint="eastAsia"/>
@@ -1999,38 +2011,54 @@
           <w:szCs w:val="24"/>
           <w:lang w:val="en-GB"/>
         </w:rPr>
-        <w:t xml:space="preserve"> I, II (</w:t>
-      </w:r>
-      <w:proofErr w:type="spellStart"/>
-      <w:r>
-        <w:rPr>
-          <w:rFonts w:ascii="Noto Serif SC" w:eastAsia="Noto Serif SC" w:hAnsi="Noto Serif SC" w:cs="Noto Serif"/>
-          <w:sz w:val="24"/>
-          <w:szCs w:val="24"/>
-          <w:lang w:val="en-GB"/>
-        </w:rPr>
-        <w:t>Gaoyin</w:t>
-      </w:r>
-      <w:proofErr w:type="spellEnd"/>
-      <w:r>
-        <w:rPr>
-          <w:rFonts w:ascii="Noto Serif SC" w:eastAsia="Noto Serif SC" w:hAnsi="Noto Serif SC" w:cs="Noto Serif"/>
-          <w:sz w:val="24"/>
-          <w:szCs w:val="24"/>
-          <w:lang w:val="en-GB"/>
-        </w:rPr>
-        <w:t xml:space="preserve"> Sheng I, II)</w:t>
-      </w:r>
-    </w:p>
-    <w:p>
-      <w:pPr>
-        <w:rPr>
-          <w:rFonts w:ascii="Noto Serif SC" w:eastAsia="Noto Serif SC" w:hAnsi="Noto Serif SC" w:cs="Noto Serif"/>
-          <w:sz w:val="24"/>
-          <w:szCs w:val="24"/>
-          <w:lang w:val="en-GB"/>
-        </w:rPr>
-      </w:pPr>
+        <w:t xml:space="preserve"> </w:t>
+      </w:r>
+      <w:r>
+        <w:rPr>
+          <w:rFonts w:ascii="Noto Serif SC" w:eastAsia="Noto Serif SC" w:hAnsi="Noto Serif SC" w:cs="Noto Serif"/>
+          <w:sz w:val="24"/>
+          <w:szCs w:val="24"/>
+          <w:lang w:val="en-GB"/>
+        </w:rPr>
+        <w:t xml:space="preserve">2 </w:t>
+      </w:r>
+      <w:r>
+        <w:rPr>
+          <w:rFonts w:ascii="Noto Serif SC" w:eastAsia="Noto Serif SC" w:hAnsi="Noto Serif SC" w:cs="Noto Serif"/>
+          <w:sz w:val="24"/>
+          <w:szCs w:val="24"/>
+          <w:lang w:val="en-GB"/>
+        </w:rPr>
+        <w:t xml:space="preserve">Gaoyin </w:t>
+      </w:r>
+      <w:r>
+        <w:rPr>
+          <w:rFonts w:ascii="Noto Serif SC" w:eastAsia="Noto Serif SC" w:hAnsi="Noto Serif SC" w:cs="Noto Serif"/>
+          <w:sz w:val="24"/>
+          <w:szCs w:val="24"/>
+          <w:lang w:val="en-GB"/>
+        </w:rPr>
+        <w:t>Sheng</w:t>
+      </w:r>
+    </w:p>
+    <w:p>
+      <w:pPr>
+        <w:rPr>
+          <w:rFonts w:ascii="Noto Serif SC" w:eastAsia="Noto Serif SC" w:hAnsi="Noto Serif SC" w:cs="Noto Serif"/>
+          <w:sz w:val="24"/>
+          <w:szCs w:val="24"/>
+          <w:lang w:val="en-GB"/>
+        </w:rPr>
+      </w:pPr>
+      <w:r>
+        <w:rPr>
+          <w:rFonts w:ascii="Noto Serif SC" w:eastAsia="Noto Serif SC" w:hAnsi="Noto Serif SC" w:cs="Noto Serif"/>
+          <w:sz w:val="24"/>
+          <w:szCs w:val="24"/>
+          <w:lang w:val="en-GB"/>
+        </w:rPr>
+        <w:t>1</w:t>
+      </w:r>
       <w:r>
         <w:rPr>
           <w:rFonts w:ascii="Noto Serif SC" w:eastAsia="Noto Serif SC" w:hAnsi="Noto Serif SC" w:cs="Noto Serif" w:hint="eastAsia"/>
@@ -2047,38 +2075,45 @@
           <w:szCs w:val="24"/>
           <w:lang w:val="en-GB"/>
         </w:rPr>
-        <w:t xml:space="preserve"> (</w:t>
-      </w:r>
-      <w:proofErr w:type="spellStart"/>
-      <w:r>
-        <w:rPr>
-          <w:rFonts w:ascii="Noto Serif SC" w:eastAsia="Noto Serif SC" w:hAnsi="Noto Serif SC" w:cs="Noto Serif"/>
-          <w:sz w:val="24"/>
-          <w:szCs w:val="24"/>
-          <w:lang w:val="en-GB"/>
-        </w:rPr>
-        <w:t>Zhongyin</w:t>
-      </w:r>
-      <w:proofErr w:type="spellEnd"/>
-      <w:r>
-        <w:rPr>
-          <w:rFonts w:ascii="Noto Serif SC" w:eastAsia="Noto Serif SC" w:hAnsi="Noto Serif SC" w:cs="Noto Serif"/>
-          <w:sz w:val="24"/>
-          <w:szCs w:val="24"/>
-          <w:lang w:val="en-GB"/>
-        </w:rPr>
-        <w:t xml:space="preserve"> Sheng)</w:t>
-      </w:r>
-    </w:p>
-    <w:p>
-      <w:pPr>
-        <w:rPr>
-          <w:rFonts w:ascii="Noto Serif SC" w:eastAsia="Noto Serif SC" w:hAnsi="Noto Serif SC" w:cs="Noto Serif"/>
-          <w:sz w:val="24"/>
-          <w:szCs w:val="24"/>
-          <w:lang w:val="en-GB"/>
-        </w:rPr>
-      </w:pPr>
+        <w:t xml:space="preserve"> </w:t>
+      </w:r>
+      <w:r>
+        <w:rPr>
+          <w:rFonts w:ascii="Noto Serif SC" w:eastAsia="Noto Serif SC" w:hAnsi="Noto Serif SC" w:cs="Noto Serif"/>
+          <w:sz w:val="24"/>
+          <w:szCs w:val="24"/>
+          <w:lang w:val="en-GB"/>
+        </w:rPr>
+        <w:t xml:space="preserve">1 </w:t>
+      </w:r>
+      <w:r>
+        <w:rPr>
+          <w:rFonts w:ascii="Noto Serif SC" w:eastAsia="Noto Serif SC" w:hAnsi="Noto Serif SC" w:cs="Noto Serif"/>
+          <w:sz w:val="24"/>
+          <w:szCs w:val="24"/>
+          <w:lang w:val="en-GB"/>
+        </w:rPr>
+        <w:t>Zhongyin Sheng</w:t>
+      </w:r>
+    </w:p>
+    <w:p>
+      <w:pPr>
+        <w:rPr>
+          <w:rFonts w:ascii="Noto Serif SC" w:eastAsia="Noto Serif SC" w:hAnsi="Noto Serif SC" w:cs="Noto Serif"/>
+          <w:sz w:val="24"/>
+          <w:szCs w:val="24"/>
+          <w:lang w:val="en-GB"/>
+        </w:rPr>
+      </w:pPr>
+      <w:r>
+        <w:rPr>
+          <w:rFonts w:ascii="Noto Serif SC" w:eastAsia="Noto Serif SC" w:hAnsi="Noto Serif SC" w:cs="Noto Serif"/>
+          <w:sz w:val="24"/>
+          <w:szCs w:val="24"/>
+          <w:lang w:val="en-GB"/>
+        </w:rPr>
+        <w:t>1</w:t>
+      </w:r>
       <w:r>
         <w:rPr>
           <w:rFonts w:ascii="Noto Serif SC" w:eastAsia="Noto Serif SC" w:hAnsi="Noto Serif SC" w:cs="Noto Serif" w:hint="eastAsia"/>
@@ -2095,28 +2130,55 @@
           <w:szCs w:val="24"/>
           <w:lang w:val="en-GB"/>
         </w:rPr>
-        <w:t xml:space="preserve"> (Diyin Sheng)</w:t>
-      </w:r>
-    </w:p>
-    <w:p>
-      <w:pPr>
-        <w:rPr>
-          <w:rFonts w:ascii="Noto Serif SC" w:eastAsia="Noto Serif SC" w:hAnsi="Noto Serif SC" w:cs="Noto Serif"/>
-          <w:sz w:val="24"/>
-          <w:szCs w:val="24"/>
-          <w:lang w:val="en-US"/>
-        </w:rPr>
-      </w:pPr>
-    </w:p>
-    <w:p>
-      <w:pPr>
-        <w:rPr>
-          <w:rFonts w:ascii="Noto Serif SC" w:eastAsia="Noto Serif SC" w:hAnsi="Noto Serif SC" w:cs="Noto Serif"/>
-          <w:sz w:val="24"/>
-          <w:szCs w:val="24"/>
-          <w:lang w:val="en-GB"/>
-        </w:rPr>
-      </w:pPr>
+        <w:t xml:space="preserve"> </w:t>
+      </w:r>
+      <w:r>
+        <w:rPr>
+          <w:rFonts w:ascii="Noto Serif SC" w:eastAsia="Noto Serif SC" w:hAnsi="Noto Serif SC" w:cs="Noto Serif"/>
+          <w:sz w:val="24"/>
+          <w:szCs w:val="24"/>
+          <w:lang w:val="en-GB"/>
+        </w:rPr>
+        <w:t xml:space="preserve">1 </w:t>
+      </w:r>
+      <w:r>
+        <w:rPr>
+          <w:rFonts w:ascii="Noto Serif SC" w:eastAsia="Noto Serif SC" w:hAnsi="Noto Serif SC" w:cs="Noto Serif"/>
+          <w:sz w:val="24"/>
+          <w:szCs w:val="24"/>
+          <w:lang w:val="en-GB"/>
+        </w:rPr>
+        <w:t>Diyin Sheng</w:t>
+      </w:r>
+    </w:p>
+    <w:p>
+      <w:pPr>
+        <w:rPr>
+          <w:rFonts w:ascii="Noto Serif SC" w:eastAsia="Noto Serif SC" w:hAnsi="Noto Serif SC" w:cs="Noto Serif"/>
+          <w:sz w:val="24"/>
+          <w:szCs w:val="24"/>
+          <w:lang w:val="en-US"/>
+        </w:rPr>
+      </w:pPr>
+    </w:p>
+    <w:p>
+      <w:pPr>
+        <w:rPr>
+          <w:rFonts w:ascii="Noto Serif SC" w:eastAsia="Noto Serif SC" w:hAnsi="Noto Serif SC" w:cs="Noto Serif"/>
+          <w:sz w:val="24"/>
+          <w:szCs w:val="24"/>
+          <w:lang w:val="en-GB"/>
+        </w:rPr>
+      </w:pPr>
+      <w:r>
+        <w:rPr>
+          <w:rFonts w:ascii="Noto Serif SC" w:eastAsia="Noto Serif SC" w:hAnsi="Noto Serif SC" w:cs="Noto Serif"/>
+          <w:sz w:val="24"/>
+          <w:szCs w:val="24"/>
+          <w:lang w:val="en-GB"/>
+        </w:rPr>
+        <w:t xml:space="preserve">2 </w:t>
+      </w:r>
       <w:r>
         <w:rPr>
           <w:rFonts w:ascii="Noto Serif SC" w:eastAsia="Noto Serif SC" w:hAnsi="Noto Serif SC" w:cs="Noto Serif" w:hint="eastAsia"/>
@@ -2140,216 +2202,270 @@
           <w:rFonts w:ascii="Noto Serif SC" w:eastAsia="Noto Serif SC" w:hAnsi="Noto Serif SC" w:cs="Noto Serif"/>
           <w:sz w:val="24"/>
           <w:szCs w:val="24"/>
-          <w:lang w:val="en-US"/>
-        </w:rPr>
-        <w:t xml:space="preserve"> I, II</w:t>
-      </w:r>
-      <w:r>
-        <w:rPr>
-          <w:rFonts w:ascii="Noto Serif SC" w:eastAsia="Noto Serif SC" w:hAnsi="Noto Serif SC" w:cs="Noto Serif"/>
-          <w:sz w:val="24"/>
-          <w:szCs w:val="24"/>
-          <w:lang w:val="en-GB"/>
-        </w:rPr>
-        <w:t xml:space="preserve"> (</w:t>
-      </w:r>
-      <w:proofErr w:type="spellStart"/>
-      <w:r>
-        <w:rPr>
-          <w:rFonts w:ascii="Noto Serif SC" w:eastAsia="Noto Serif SC" w:hAnsi="Noto Serif SC" w:cs="Noto Serif"/>
-          <w:sz w:val="24"/>
-          <w:szCs w:val="24"/>
-          <w:lang w:val="en-GB"/>
-        </w:rPr>
-        <w:t>Gaoyin</w:t>
-      </w:r>
-      <w:proofErr w:type="spellEnd"/>
-      <w:r>
-        <w:rPr>
-          <w:rFonts w:ascii="Noto Serif SC" w:eastAsia="Noto Serif SC" w:hAnsi="Noto Serif SC" w:cs="Noto Serif"/>
-          <w:sz w:val="24"/>
-          <w:szCs w:val="24"/>
-          <w:lang w:val="en-GB"/>
+          <w:lang w:val="en-GB"/>
+        </w:rPr>
+        <w:t xml:space="preserve">2 </w:t>
+      </w:r>
+      <w:r>
+        <w:rPr>
+          <w:rFonts w:ascii="Noto Serif SC" w:eastAsia="Noto Serif SC" w:hAnsi="Noto Serif SC" w:cs="Noto Serif"/>
+          <w:sz w:val="24"/>
+          <w:szCs w:val="24"/>
+          <w:lang w:val="en-GB"/>
+        </w:rPr>
+        <w:t>Gaoyin Suona</w:t>
+      </w:r>
+    </w:p>
+    <w:p>
+      <w:pPr>
+        <w:rPr>
+          <w:rFonts w:ascii="Noto Serif SC" w:eastAsia="Noto Serif SC" w:hAnsi="Noto Serif SC" w:cs="Noto Serif"/>
+          <w:sz w:val="24"/>
+          <w:szCs w:val="24"/>
+          <w:lang w:val="en-US"/>
+        </w:rPr>
+      </w:pPr>
+      <w:r>
+        <w:rPr>
+          <w:rFonts w:ascii="Noto Serif SC" w:eastAsia="Noto Serif SC" w:hAnsi="Noto Serif SC" w:cs="Noto Serif"/>
+          <w:sz w:val="24"/>
+          <w:szCs w:val="24"/>
+          <w:lang w:val="en-US"/>
+        </w:rPr>
+        <w:t>1</w:t>
+      </w:r>
+      <w:r>
+        <w:rPr>
+          <w:rFonts w:ascii="Noto Serif SC" w:eastAsia="Noto Serif SC" w:hAnsi="Noto Serif SC" w:cs="Noto Serif" w:hint="eastAsia"/>
+          <w:sz w:val="24"/>
+          <w:szCs w:val="24"/>
+          <w:lang w:val="en-US"/>
+        </w:rPr>
+        <w:t>中音唢吶</w:t>
+      </w:r>
+      <w:r>
+        <w:rPr>
+          <w:rFonts w:ascii="Noto Serif SC" w:eastAsia="Noto Serif SC" w:hAnsi="Noto Serif SC" w:cs="Noto Serif"/>
+          <w:sz w:val="24"/>
+          <w:szCs w:val="24"/>
+          <w:lang w:val="en-US"/>
+        </w:rPr>
+        <w:t xml:space="preserve"> Zhongyin Suona</w:t>
+      </w:r>
+    </w:p>
+    <w:p>
+      <w:pPr>
+        <w:rPr>
+          <w:rFonts w:ascii="Noto Serif SC" w:eastAsia="Noto Serif SC" w:hAnsi="Noto Serif SC" w:cs="Noto Serif"/>
+          <w:sz w:val="24"/>
+          <w:szCs w:val="24"/>
+          <w:lang w:val="en-US"/>
+        </w:rPr>
+      </w:pPr>
+      <w:r>
+        <w:rPr>
+          <w:rFonts w:ascii="Noto Serif SC" w:eastAsia="Noto Serif SC" w:hAnsi="Noto Serif SC" w:cs="Noto Serif"/>
+          <w:sz w:val="24"/>
+          <w:szCs w:val="24"/>
+          <w:lang w:val="en-US"/>
+        </w:rPr>
+        <w:t>1</w:t>
+      </w:r>
+      <w:r>
+        <w:rPr>
+          <w:rFonts w:ascii="Noto Serif SC" w:eastAsia="Noto Serif SC" w:hAnsi="Noto Serif SC" w:cs="Noto Serif" w:hint="eastAsia"/>
+          <w:sz w:val="24"/>
+          <w:szCs w:val="24"/>
+          <w:lang w:val="en-US"/>
+        </w:rPr>
+        <w:t>次中唢吶</w:t>
+      </w:r>
+      <w:r>
+        <w:rPr>
+          <w:rFonts w:ascii="Noto Serif SC" w:eastAsia="Noto Serif SC" w:hAnsi="Noto Serif SC" w:cs="Noto Serif"/>
+          <w:sz w:val="24"/>
+          <w:szCs w:val="24"/>
+          <w:lang w:val="en-US"/>
         </w:rPr>
         <w:t xml:space="preserve"> </w:t>
       </w:r>
-      <w:proofErr w:type="spellStart"/>
-      <w:r>
-        <w:rPr>
-          <w:rFonts w:ascii="Noto Serif SC" w:eastAsia="Noto Serif SC" w:hAnsi="Noto Serif SC" w:cs="Noto Serif"/>
-          <w:sz w:val="24"/>
-          <w:szCs w:val="24"/>
-          <w:lang w:val="en-GB"/>
+      <w:r>
+        <w:rPr>
+          <w:rFonts w:ascii="Noto Serif SC" w:eastAsia="Noto Serif SC" w:hAnsi="Noto Serif SC" w:cs="Noto Serif"/>
+          <w:sz w:val="24"/>
+          <w:szCs w:val="24"/>
+          <w:lang w:val="en-US"/>
+        </w:rPr>
+        <w:t xml:space="preserve">1 </w:t>
+      </w:r>
+      <w:r>
+        <w:rPr>
+          <w:rFonts w:ascii="Noto Serif SC" w:eastAsia="Noto Serif SC" w:hAnsi="Noto Serif SC" w:cs="Noto Serif"/>
+          <w:sz w:val="24"/>
+          <w:szCs w:val="24"/>
+        </w:rPr>
+        <w:t xml:space="preserve">Cizhongyin </w:t>
+      </w:r>
+      <w:r>
+        <w:rPr>
+          <w:rFonts w:ascii="Noto Serif SC" w:eastAsia="Noto Serif SC" w:hAnsi="Noto Serif SC" w:cs="Noto Serif"/>
+          <w:sz w:val="24"/>
+          <w:szCs w:val="24"/>
+          <w:lang w:val="en-US"/>
         </w:rPr>
         <w:t>Suona</w:t>
       </w:r>
-      <w:proofErr w:type="spellEnd"/>
-      <w:r>
-        <w:rPr>
-          <w:rFonts w:ascii="Noto Serif SC" w:eastAsia="Noto Serif SC" w:hAnsi="Noto Serif SC" w:cs="Noto Serif"/>
-          <w:sz w:val="24"/>
-          <w:szCs w:val="24"/>
-          <w:lang w:val="en-GB"/>
-        </w:rPr>
-        <w:t xml:space="preserve"> I, II)</w:t>
-      </w:r>
-    </w:p>
-    <w:p>
-      <w:pPr>
-        <w:rPr>
-          <w:rFonts w:ascii="Noto Serif SC" w:eastAsia="Noto Serif SC" w:hAnsi="Noto Serif SC" w:cs="Noto Serif"/>
-          <w:sz w:val="24"/>
-          <w:szCs w:val="24"/>
-          <w:lang w:val="en-US"/>
-        </w:rPr>
-      </w:pPr>
-      <w:r>
-        <w:rPr>
-          <w:rFonts w:ascii="Noto Serif SC" w:eastAsia="Noto Serif SC" w:hAnsi="Noto Serif SC" w:cs="Noto Serif" w:hint="eastAsia"/>
-          <w:sz w:val="24"/>
-          <w:szCs w:val="24"/>
-          <w:lang w:val="en-US"/>
-        </w:rPr>
-        <w:t>中音唢吶</w:t>
-      </w:r>
-      <w:r>
-        <w:rPr>
-          <w:rFonts w:ascii="Noto Serif SC" w:eastAsia="Noto Serif SC" w:hAnsi="Noto Serif SC" w:cs="Noto Serif"/>
-          <w:sz w:val="24"/>
-          <w:szCs w:val="24"/>
-          <w:lang w:val="en-US"/>
-        </w:rPr>
-        <w:t xml:space="preserve"> (</w:t>
-      </w:r>
-      <w:proofErr w:type="spellStart"/>
-      <w:r>
-        <w:rPr>
-          <w:rFonts w:ascii="Noto Serif SC" w:eastAsia="Noto Serif SC" w:hAnsi="Noto Serif SC" w:cs="Noto Serif"/>
-          <w:sz w:val="24"/>
-          <w:szCs w:val="24"/>
-          <w:lang w:val="en-US"/>
-        </w:rPr>
-        <w:t>Zhongyin</w:t>
-      </w:r>
-      <w:proofErr w:type="spellEnd"/>
-      <w:r>
-        <w:rPr>
-          <w:rFonts w:ascii="Noto Serif SC" w:eastAsia="Noto Serif SC" w:hAnsi="Noto Serif SC" w:cs="Noto Serif"/>
-          <w:sz w:val="24"/>
-          <w:szCs w:val="24"/>
-          <w:lang w:val="en-US"/>
+    </w:p>
+    <w:p>
+      <w:pPr>
+        <w:rPr>
+          <w:rFonts w:ascii="Noto Serif SC" w:eastAsia="Noto Serif SC" w:hAnsi="Noto Serif SC" w:cs="Noto Serif"/>
+          <w:sz w:val="24"/>
+          <w:szCs w:val="24"/>
+          <w:lang w:val="en-US"/>
+        </w:rPr>
+      </w:pPr>
+      <w:r>
+        <w:rPr>
+          <w:rFonts w:ascii="Noto Serif SC" w:eastAsia="Noto Serif SC" w:hAnsi="Noto Serif SC" w:cs="Noto Serif"/>
+          <w:sz w:val="24"/>
+          <w:szCs w:val="24"/>
+          <w:lang w:val="en-US"/>
+        </w:rPr>
+        <w:t>1</w:t>
+      </w:r>
+      <w:r>
+        <w:rPr>
+          <w:rFonts w:ascii="Noto Serif SC" w:eastAsia="Noto Serif SC" w:hAnsi="Noto Serif SC" w:cs="Noto Serif" w:hint="eastAsia"/>
+          <w:sz w:val="24"/>
+          <w:szCs w:val="24"/>
+        </w:rPr>
+        <w:t>低音唢吶</w:t>
+      </w:r>
+      <w:r>
+        <w:rPr>
+          <w:rFonts w:ascii="Noto Serif SC" w:eastAsia="Noto Serif SC" w:hAnsi="Noto Serif SC" w:cs="Noto Serif"/>
+          <w:sz w:val="24"/>
+          <w:szCs w:val="24"/>
         </w:rPr>
         <w:t xml:space="preserve"> </w:t>
       </w:r>
-      <w:proofErr w:type="spellStart"/>
-      <w:r>
-        <w:rPr>
-          <w:rFonts w:ascii="Noto Serif SC" w:eastAsia="Noto Serif SC" w:hAnsi="Noto Serif SC" w:cs="Noto Serif"/>
-          <w:sz w:val="24"/>
-          <w:szCs w:val="24"/>
-          <w:lang w:val="en-US"/>
-        </w:rPr>
-        <w:t>Suona</w:t>
-      </w:r>
-      <w:proofErr w:type="spellEnd"/>
-      <w:r>
-        <w:rPr>
-          <w:rFonts w:ascii="Noto Serif SC" w:eastAsia="Noto Serif SC" w:hAnsi="Noto Serif SC" w:cs="Noto Serif"/>
-          <w:sz w:val="24"/>
-          <w:szCs w:val="24"/>
-          <w:lang w:val="en-US"/>
-        </w:rPr>
-        <w:t>)</w:t>
-      </w:r>
-    </w:p>
-    <w:p>
-      <w:pPr>
-        <w:rPr>
-          <w:rFonts w:ascii="Noto Serif SC" w:eastAsia="Noto Serif SC" w:hAnsi="Noto Serif SC" w:cs="Noto Serif"/>
-          <w:sz w:val="24"/>
-          <w:szCs w:val="24"/>
-          <w:lang w:val="en-US"/>
-        </w:rPr>
-      </w:pPr>
-      <w:r>
-        <w:rPr>
-          <w:rFonts w:ascii="Noto Serif SC" w:eastAsia="Noto Serif SC" w:hAnsi="Noto Serif SC" w:cs="Noto Serif" w:hint="eastAsia"/>
-          <w:sz w:val="24"/>
-          <w:szCs w:val="24"/>
-          <w:lang w:val="en-US"/>
-        </w:rPr>
-        <w:t>次中唢吶</w:t>
-      </w:r>
-      <w:r>
-        <w:rPr>
-          <w:rFonts w:ascii="Noto Serif SC" w:eastAsia="Noto Serif SC" w:hAnsi="Noto Serif SC" w:cs="Noto Serif"/>
-          <w:sz w:val="24"/>
-          <w:szCs w:val="24"/>
-          <w:lang w:val="en-US"/>
-        </w:rPr>
-        <w:t xml:space="preserve"> (</w:t>
-      </w:r>
-      <w:proofErr w:type="spellStart"/>
-      <w:r>
-        <w:rPr>
-          <w:rFonts w:ascii="Noto Serif SC" w:eastAsia="Noto Serif SC" w:hAnsi="Noto Serif SC" w:cs="Noto Serif"/>
-          <w:sz w:val="24"/>
-          <w:szCs w:val="24"/>
-        </w:rPr>
-        <w:t>Cizhongyin</w:t>
-      </w:r>
-      <w:proofErr w:type="spellEnd"/>
-      <w:r>
-        <w:rPr>
-          <w:rFonts w:ascii="Noto Serif SC" w:eastAsia="Noto Serif SC" w:hAnsi="Noto Serif SC" w:cs="Noto Serif"/>
-          <w:sz w:val="24"/>
-          <w:szCs w:val="24"/>
+      <w:r>
+        <w:rPr>
+          <w:rFonts w:ascii="Noto Serif SC" w:eastAsia="Noto Serif SC" w:hAnsi="Noto Serif SC" w:cs="Noto Serif"/>
+          <w:sz w:val="24"/>
+          <w:szCs w:val="24"/>
+          <w:lang w:val="en-US"/>
+        </w:rPr>
+        <w:t xml:space="preserve">1 </w:t>
+      </w:r>
+      <w:r>
+        <w:rPr>
+          <w:rFonts w:ascii="Noto Serif SC" w:eastAsia="Noto Serif SC" w:hAnsi="Noto Serif SC" w:cs="Noto Serif"/>
+          <w:sz w:val="24"/>
+          <w:szCs w:val="24"/>
+        </w:rPr>
+        <w:t>Diyin Suona</w:t>
+      </w:r>
+    </w:p>
+    <w:p>
+      <w:pPr>
+        <w:rPr>
+          <w:rFonts w:ascii="Noto Serif SC" w:eastAsia="Noto Serif SC" w:hAnsi="Noto Serif SC" w:cs="Noto Serif"/>
+          <w:sz w:val="24"/>
+          <w:szCs w:val="24"/>
+          <w:lang w:val="en-US"/>
+        </w:rPr>
+      </w:pPr>
+    </w:p>
+    <w:p>
+      <w:pPr>
+        <w:rPr>
+          <w:rFonts w:ascii="Noto Serif SC" w:eastAsia="Noto Serif SC" w:hAnsi="Noto Serif SC" w:cs="Noto Serif"/>
+          <w:sz w:val="24"/>
+          <w:szCs w:val="24"/>
+          <w:lang w:val="en-US"/>
+        </w:rPr>
+      </w:pPr>
+      <w:r>
+        <w:rPr>
+          <w:rFonts w:ascii="Noto Serif SC" w:eastAsia="Noto Serif SC" w:hAnsi="Noto Serif SC" w:cs="Noto Serif"/>
+          <w:sz w:val="24"/>
+          <w:szCs w:val="24"/>
+          <w:lang w:val="en-US"/>
+        </w:rPr>
+        <w:t>2</w:t>
+      </w:r>
+      <w:r>
+        <w:rPr>
+          <w:rFonts w:ascii="Noto Serif SC" w:eastAsia="Noto Serif SC" w:hAnsi="Noto Serif SC" w:cs="Noto Serif" w:hint="eastAsia"/>
+          <w:sz w:val="24"/>
+          <w:szCs w:val="24"/>
+          <w:lang w:val="en-US"/>
+        </w:rPr>
+        <w:t>扬琴</w:t>
+      </w:r>
+      <w:r>
+        <w:rPr>
+          <w:rFonts w:ascii="Noto Serif SC" w:eastAsia="Noto Serif SC" w:hAnsi="Noto Serif SC" w:cs="Noto Serif"/>
+          <w:sz w:val="24"/>
+          <w:szCs w:val="24"/>
+          <w:lang w:val="en-US"/>
         </w:rPr>
         <w:t xml:space="preserve"> </w:t>
       </w:r>
-      <w:proofErr w:type="spellStart"/>
-      <w:r>
-        <w:rPr>
-          <w:rFonts w:ascii="Noto Serif SC" w:eastAsia="Noto Serif SC" w:hAnsi="Noto Serif SC" w:cs="Noto Serif"/>
-          <w:sz w:val="24"/>
-          <w:szCs w:val="24"/>
-          <w:lang w:val="en-US"/>
-        </w:rPr>
-        <w:t>Suona</w:t>
-      </w:r>
-      <w:proofErr w:type="spellEnd"/>
-      <w:r>
-        <w:rPr>
-          <w:rFonts w:ascii="Noto Serif SC" w:eastAsia="Noto Serif SC" w:hAnsi="Noto Serif SC" w:cs="Noto Serif"/>
-          <w:sz w:val="24"/>
-          <w:szCs w:val="24"/>
-          <w:lang w:val="en-US"/>
-        </w:rPr>
-        <w:t>)</w:t>
-      </w:r>
-    </w:p>
-    <w:p>
-      <w:pPr>
-        <w:rPr>
-          <w:rFonts w:ascii="Noto Serif SC" w:eastAsia="Noto Serif SC" w:hAnsi="Noto Serif SC" w:cs="Noto Serif"/>
-          <w:sz w:val="24"/>
-          <w:szCs w:val="24"/>
-          <w:lang w:val="en-US"/>
-        </w:rPr>
-      </w:pPr>
-      <w:r>
-        <w:rPr>
-          <w:rFonts w:ascii="Noto Serif SC" w:eastAsia="Noto Serif SC" w:hAnsi="Noto Serif SC" w:cs="Noto Serif" w:hint="eastAsia"/>
-          <w:sz w:val="24"/>
-          <w:szCs w:val="24"/>
-        </w:rPr>
-        <w:t>低音唢吶</w:t>
-      </w:r>
-      <w:r>
-        <w:rPr>
-          <w:rFonts w:ascii="Noto Serif SC" w:eastAsia="Noto Serif SC" w:hAnsi="Noto Serif SC" w:cs="Noto Serif"/>
-          <w:sz w:val="24"/>
-          <w:szCs w:val="24"/>
+      <w:r>
+        <w:rPr>
+          <w:rFonts w:ascii="Noto Serif SC" w:eastAsia="Noto Serif SC" w:hAnsi="Noto Serif SC" w:cs="Noto Serif"/>
+          <w:sz w:val="24"/>
+          <w:szCs w:val="24"/>
+          <w:lang w:val="en-US"/>
+        </w:rPr>
+        <w:t xml:space="preserve">2 </w:t>
+      </w:r>
+      <w:r>
+        <w:rPr>
+          <w:rFonts w:ascii="Noto Serif SC" w:eastAsia="Noto Serif SC" w:hAnsi="Noto Serif SC" w:cs="Noto Serif"/>
+          <w:sz w:val="24"/>
+          <w:szCs w:val="24"/>
+          <w:lang w:val="en-US"/>
+        </w:rPr>
+        <w:t>Yangqin</w:t>
+      </w:r>
+    </w:p>
+    <w:p>
+      <w:pPr>
+        <w:rPr>
+          <w:rFonts w:ascii="Noto Serif SC" w:eastAsia="Noto Serif SC" w:hAnsi="Noto Serif SC" w:cs="Noto Serif"/>
+          <w:sz w:val="24"/>
+          <w:szCs w:val="24"/>
+          <w:lang w:val="en-US"/>
+        </w:rPr>
+      </w:pPr>
+      <w:r>
+        <w:rPr>
+          <w:rFonts w:ascii="Noto Serif SC" w:eastAsia="Noto Serif SC" w:hAnsi="Noto Serif SC" w:cs="Noto Serif"/>
+          <w:sz w:val="24"/>
+          <w:szCs w:val="24"/>
+          <w:lang w:val="en-US"/>
+        </w:rPr>
+        <w:t>2</w:t>
+      </w:r>
+      <w:r>
+        <w:rPr>
+          <w:rFonts w:ascii="Noto Serif SC" w:eastAsia="Noto Serif SC" w:hAnsi="Noto Serif SC" w:cs="Noto Serif" w:hint="eastAsia"/>
+          <w:sz w:val="24"/>
+          <w:szCs w:val="24"/>
+          <w:lang w:val="en-US"/>
+        </w:rPr>
+        <w:t>柳琴</w:t>
+      </w:r>
+      <w:r>
+        <w:rPr>
+          <w:rFonts w:ascii="Noto Serif SC" w:eastAsia="Noto Serif SC" w:hAnsi="Noto Serif SC" w:cs="Noto Serif"/>
+          <w:sz w:val="24"/>
+          <w:szCs w:val="24"/>
+          <w:lang w:val="en-US"/>
         </w:rPr>
         <w:t xml:space="preserve"> </w:t>
       </w:r>
@@ -2360,169 +2476,91 @@
           <w:szCs w:val="24"/>
           <w:lang w:val="en-US"/>
         </w:rPr>
-        <w:t>(</w:t>
-      </w:r>
-      <w:proofErr w:type="spellStart"/>
-      <w:r>
-        <w:rPr>
-          <w:rFonts w:ascii="Noto Serif SC" w:eastAsia="Noto Serif SC" w:hAnsi="Noto Serif SC" w:cs="Noto Serif"/>
-          <w:sz w:val="24"/>
-          <w:szCs w:val="24"/>
-        </w:rPr>
-        <w:t>Diyin</w:t>
-      </w:r>
-      <w:proofErr w:type="spellEnd"/>
-      <w:r>
-        <w:rPr>
-          <w:rFonts w:ascii="Noto Serif SC" w:eastAsia="Noto Serif SC" w:hAnsi="Noto Serif SC" w:cs="Noto Serif"/>
-          <w:sz w:val="24"/>
-          <w:szCs w:val="24"/>
+        <w:t xml:space="preserve">2 </w:t>
+      </w:r>
+      <w:r>
+        <w:rPr>
+          <w:rFonts w:ascii="Noto Serif SC" w:eastAsia="Noto Serif SC" w:hAnsi="Noto Serif SC" w:cs="Noto Serif"/>
+          <w:sz w:val="24"/>
+          <w:szCs w:val="24"/>
+          <w:lang w:val="en-US"/>
+        </w:rPr>
+        <w:t>Liuqin</w:t>
+      </w:r>
+    </w:p>
+    <w:p>
+      <w:pPr>
+        <w:rPr>
+          <w:rFonts w:ascii="Noto Serif SC" w:eastAsia="Noto Serif SC" w:hAnsi="Noto Serif SC" w:cs="Noto Serif"/>
+          <w:sz w:val="24"/>
+          <w:szCs w:val="24"/>
+          <w:lang w:val="en-US"/>
+        </w:rPr>
+      </w:pPr>
+      <w:r>
+        <w:rPr>
+          <w:rFonts w:ascii="Noto Serif SC" w:eastAsia="Noto Serif SC" w:hAnsi="Noto Serif SC" w:cs="Noto Serif"/>
+          <w:sz w:val="24"/>
+          <w:szCs w:val="24"/>
+          <w:lang w:val="en-US"/>
+        </w:rPr>
+        <w:t xml:space="preserve">4 </w:t>
+      </w:r>
+      <w:r>
+        <w:rPr>
+          <w:rFonts w:ascii="Noto Serif SC" w:eastAsia="Noto Serif SC" w:hAnsi="Noto Serif SC" w:cs="Noto Serif" w:hint="eastAsia"/>
+          <w:sz w:val="24"/>
+          <w:szCs w:val="24"/>
+          <w:lang w:val="en-US"/>
+        </w:rPr>
+        <w:t>琵琶</w:t>
+      </w:r>
+      <w:r>
+        <w:rPr>
+          <w:rFonts w:ascii="Noto Serif SC" w:eastAsia="Noto Serif SC" w:hAnsi="Noto Serif SC" w:cs="Noto Serif"/>
+          <w:sz w:val="24"/>
+          <w:szCs w:val="24"/>
+          <w:lang w:val="en-US"/>
         </w:rPr>
         <w:t xml:space="preserve"> </w:t>
       </w:r>
-      <w:proofErr w:type="spellStart"/>
-      <w:r>
-        <w:rPr>
-          <w:rFonts w:ascii="Noto Serif SC" w:eastAsia="Noto Serif SC" w:hAnsi="Noto Serif SC" w:cs="Noto Serif"/>
-          <w:sz w:val="24"/>
-          <w:szCs w:val="24"/>
-        </w:rPr>
-        <w:t>Suona</w:t>
-      </w:r>
-      <w:proofErr w:type="spellEnd"/>
-      <w:r>
-        <w:rPr>
-          <w:rFonts w:ascii="Noto Serif SC" w:eastAsia="Noto Serif SC" w:hAnsi="Noto Serif SC" w:cs="Noto Serif"/>
-          <w:sz w:val="24"/>
-          <w:szCs w:val="24"/>
-          <w:lang w:val="en-US"/>
-        </w:rPr>
-        <w:t>)</w:t>
-      </w:r>
-    </w:p>
-    <w:p>
-      <w:pPr>
-        <w:rPr>
-          <w:rFonts w:ascii="Noto Serif SC" w:eastAsia="Noto Serif SC" w:hAnsi="Noto Serif SC" w:cs="Noto Serif"/>
-          <w:sz w:val="24"/>
-          <w:szCs w:val="24"/>
-          <w:lang w:val="en-US"/>
-        </w:rPr>
-      </w:pPr>
-    </w:p>
-    <w:p>
-      <w:pPr>
-        <w:rPr>
-          <w:rFonts w:ascii="Noto Serif SC" w:eastAsia="Noto Serif SC" w:hAnsi="Noto Serif SC" w:cs="Noto Serif"/>
-          <w:sz w:val="24"/>
-          <w:szCs w:val="24"/>
-          <w:lang w:val="en-US"/>
-        </w:rPr>
-      </w:pPr>
-      <w:r>
-        <w:rPr>
-          <w:rFonts w:ascii="Noto Serif SC" w:eastAsia="Noto Serif SC" w:hAnsi="Noto Serif SC" w:cs="Noto Serif" w:hint="eastAsia"/>
-          <w:sz w:val="24"/>
-          <w:szCs w:val="24"/>
-          <w:lang w:val="en-US"/>
-        </w:rPr>
-        <w:t>扬琴</w:t>
-      </w:r>
-      <w:r>
-        <w:rPr>
-          <w:rFonts w:ascii="Noto Serif SC" w:eastAsia="Noto Serif SC" w:hAnsi="Noto Serif SC" w:cs="Noto Serif"/>
-          <w:sz w:val="24"/>
-          <w:szCs w:val="24"/>
-          <w:lang w:val="en-US"/>
-        </w:rPr>
-        <w:t xml:space="preserve"> I, II (Yangqin I, II)</w:t>
-      </w:r>
-    </w:p>
-    <w:p>
-      <w:pPr>
-        <w:rPr>
-          <w:rFonts w:ascii="Noto Serif SC" w:eastAsia="Noto Serif SC" w:hAnsi="Noto Serif SC" w:cs="Noto Serif"/>
-          <w:sz w:val="24"/>
-          <w:szCs w:val="24"/>
-          <w:lang w:val="en-US"/>
-        </w:rPr>
-      </w:pPr>
-      <w:r>
-        <w:rPr>
-          <w:rFonts w:ascii="Noto Serif SC" w:eastAsia="Noto Serif SC" w:hAnsi="Noto Serif SC" w:cs="Noto Serif" w:hint="eastAsia"/>
-          <w:sz w:val="24"/>
-          <w:szCs w:val="24"/>
-          <w:lang w:val="en-US"/>
-        </w:rPr>
-        <w:t>柳琴</w:t>
-      </w:r>
-      <w:r>
-        <w:rPr>
-          <w:rFonts w:ascii="Noto Serif SC" w:eastAsia="Noto Serif SC" w:hAnsi="Noto Serif SC" w:cs="Noto Serif"/>
-          <w:sz w:val="24"/>
-          <w:szCs w:val="24"/>
-          <w:lang w:val="en-US"/>
-        </w:rPr>
-        <w:t xml:space="preserve"> I, II (</w:t>
-      </w:r>
-      <w:proofErr w:type="spellStart"/>
-      <w:r>
-        <w:rPr>
-          <w:rFonts w:ascii="Noto Serif SC" w:eastAsia="Noto Serif SC" w:hAnsi="Noto Serif SC" w:cs="Noto Serif"/>
-          <w:sz w:val="24"/>
-          <w:szCs w:val="24"/>
-          <w:lang w:val="en-US"/>
-        </w:rPr>
-        <w:t>Liuqin</w:t>
-      </w:r>
-      <w:proofErr w:type="spellEnd"/>
-      <w:r>
-        <w:rPr>
-          <w:rFonts w:ascii="Noto Serif SC" w:eastAsia="Noto Serif SC" w:hAnsi="Noto Serif SC" w:cs="Noto Serif"/>
-          <w:sz w:val="24"/>
-          <w:szCs w:val="24"/>
-          <w:lang w:val="en-US"/>
-        </w:rPr>
-        <w:t xml:space="preserve"> I, II)</w:t>
-      </w:r>
-    </w:p>
-    <w:p>
-      <w:pPr>
-        <w:rPr>
-          <w:rFonts w:ascii="Noto Serif SC" w:eastAsia="Noto Serif SC" w:hAnsi="Noto Serif SC" w:cs="Noto Serif"/>
-          <w:sz w:val="24"/>
-          <w:szCs w:val="24"/>
-          <w:lang w:val="en-US"/>
-        </w:rPr>
-      </w:pPr>
-      <w:r>
-        <w:rPr>
-          <w:rFonts w:ascii="Noto Serif SC" w:eastAsia="Noto Serif SC" w:hAnsi="Noto Serif SC" w:cs="Noto Serif" w:hint="eastAsia"/>
-          <w:sz w:val="24"/>
-          <w:szCs w:val="24"/>
-          <w:lang w:val="en-US"/>
-        </w:rPr>
-        <w:t>琵琶</w:t>
-      </w:r>
-      <w:r>
-        <w:rPr>
-          <w:rFonts w:ascii="Noto Serif SC" w:eastAsia="Noto Serif SC" w:hAnsi="Noto Serif SC" w:cs="Noto Serif"/>
-          <w:sz w:val="24"/>
-          <w:szCs w:val="24"/>
-          <w:lang w:val="en-US"/>
-        </w:rPr>
-        <w:t xml:space="preserve"> I-IV (Pipa I-IV)</w:t>
-      </w:r>
-    </w:p>
-    <w:p>
-      <w:pPr>
-        <w:rPr>
-          <w:rFonts w:ascii="Noto Serif SC" w:eastAsia="Noto Serif SC" w:hAnsi="Noto Serif SC" w:cs="Noto Serif"/>
-          <w:sz w:val="24"/>
-          <w:szCs w:val="24"/>
-          <w:lang w:val="en-US"/>
-        </w:rPr>
-      </w:pPr>
+      <w:r>
+        <w:rPr>
+          <w:rFonts w:ascii="Noto Serif SC" w:eastAsia="Noto Serif SC" w:hAnsi="Noto Serif SC" w:cs="Noto Serif"/>
+          <w:sz w:val="24"/>
+          <w:szCs w:val="24"/>
+          <w:lang w:val="en-US"/>
+        </w:rPr>
+        <w:t xml:space="preserve">4 </w:t>
+      </w:r>
+      <w:r>
+        <w:rPr>
+          <w:rFonts w:ascii="Noto Serif SC" w:eastAsia="Noto Serif SC" w:hAnsi="Noto Serif SC" w:cs="Noto Serif"/>
+          <w:sz w:val="24"/>
+          <w:szCs w:val="24"/>
+          <w:lang w:val="en-US"/>
+        </w:rPr>
+        <w:t>Pipa</w:t>
+      </w:r>
+    </w:p>
+    <w:p>
+      <w:pPr>
+        <w:rPr>
+          <w:rFonts w:ascii="Noto Serif SC" w:eastAsia="Noto Serif SC" w:hAnsi="Noto Serif SC" w:cs="Noto Serif"/>
+          <w:sz w:val="24"/>
+          <w:szCs w:val="24"/>
+          <w:lang w:val="en-US"/>
+        </w:rPr>
+      </w:pPr>
+      <w:r>
+        <w:rPr>
+          <w:rFonts w:ascii="Noto Serif SC" w:eastAsia="Noto Serif SC" w:hAnsi="Noto Serif SC" w:cs="Noto Serif"/>
+          <w:sz w:val="24"/>
+          <w:szCs w:val="24"/>
+          <w:lang w:val="en-US"/>
+        </w:rPr>
+        <w:t>4</w:t>
+      </w:r>
       <w:r>
         <w:rPr>
           <w:rFonts w:ascii="Noto Serif SC" w:eastAsia="Noto Serif SC" w:hAnsi="Noto Serif SC" w:cs="Noto Serif" w:hint="eastAsia"/>
@@ -2539,18 +2577,45 @@
           <w:szCs w:val="24"/>
           <w:lang w:val="en-US"/>
         </w:rPr>
-        <w:t xml:space="preserve"> I-IV (Zhongruan I-IV)</w:t>
-      </w:r>
-    </w:p>
-    <w:p>
-      <w:pPr>
-        <w:rPr>
-          <w:rFonts w:ascii="Noto Serif SC" w:eastAsia="Noto Serif SC" w:hAnsi="Noto Serif SC" w:cs="Noto Serif"/>
-          <w:sz w:val="24"/>
-          <w:szCs w:val="24"/>
-          <w:lang w:val="en-US"/>
-        </w:rPr>
-      </w:pPr>
+        <w:t xml:space="preserve"> </w:t>
+      </w:r>
+      <w:r>
+        <w:rPr>
+          <w:rFonts w:ascii="Noto Serif SC" w:eastAsia="Noto Serif SC" w:hAnsi="Noto Serif SC" w:cs="Noto Serif"/>
+          <w:sz w:val="24"/>
+          <w:szCs w:val="24"/>
+          <w:lang w:val="en-US"/>
+        </w:rPr>
+        <w:t xml:space="preserve">4 </w:t>
+      </w:r>
+      <w:r>
+        <w:rPr>
+          <w:rFonts w:ascii="Noto Serif SC" w:eastAsia="Noto Serif SC" w:hAnsi="Noto Serif SC" w:cs="Noto Serif"/>
+          <w:sz w:val="24"/>
+          <w:szCs w:val="24"/>
+          <w:lang w:val="en-US"/>
+        </w:rPr>
+        <w:t>Zhongruan</w:t>
+      </w:r>
+    </w:p>
+    <w:p>
+      <w:pPr>
+        <w:rPr>
+          <w:rFonts w:ascii="Noto Serif SC" w:eastAsia="Noto Serif SC" w:hAnsi="Noto Serif SC" w:cs="Noto Serif"/>
+          <w:sz w:val="24"/>
+          <w:szCs w:val="24"/>
+          <w:lang w:val="en-US"/>
+        </w:rPr>
+      </w:pPr>
+      <w:r>
+        <w:rPr>
+          <w:rFonts w:ascii="Noto Serif SC" w:eastAsia="Noto Serif SC" w:hAnsi="Noto Serif SC" w:cs="Noto Serif"/>
+          <w:sz w:val="24"/>
+          <w:szCs w:val="24"/>
+          <w:lang w:val="en-US"/>
+        </w:rPr>
+        <w:t>2</w:t>
+      </w:r>
       <w:r>
         <w:rPr>
           <w:rFonts w:ascii="Noto Serif SC" w:eastAsia="Noto Serif SC" w:hAnsi="Noto Serif SC" w:cs="Noto Serif" w:hint="eastAsia"/>
@@ -2567,28 +2632,46 @@
           <w:szCs w:val="24"/>
           <w:lang w:val="en-US"/>
         </w:rPr>
-        <w:t xml:space="preserve"> I, II (Daruan I, II)</w:t>
-      </w:r>
-    </w:p>
-    <w:p>
-      <w:pPr>
-        <w:rPr>
-          <w:rFonts w:ascii="Noto Serif SC" w:eastAsia="Noto Serif SC" w:hAnsi="Noto Serif SC" w:cs="Noto Serif"/>
-          <w:sz w:val="24"/>
-          <w:szCs w:val="24"/>
-          <w:lang w:val="en-US"/>
-        </w:rPr>
-      </w:pPr>
-    </w:p>
-    <w:p>
-      <w:pPr>
-        <w:rPr>
-          <w:rFonts w:ascii="Noto Serif SC" w:eastAsia="Noto Serif SC" w:hAnsi="Noto Serif SC" w:cs="Noto Serif"/>
-          <w:sz w:val="24"/>
-          <w:szCs w:val="24"/>
-          <w:lang w:val="en-US"/>
-        </w:rPr>
-      </w:pPr>
+        <w:t xml:space="preserve"> </w:t>
+      </w:r>
+      <w:r>
+        <w:rPr>
+          <w:rFonts w:ascii="Noto Serif SC" w:eastAsia="Noto Serif SC" w:hAnsi="Noto Serif SC" w:cs="Noto Serif"/>
+          <w:sz w:val="24"/>
+          <w:szCs w:val="24"/>
+          <w:lang w:val="en-US"/>
+        </w:rPr>
+        <w:t>2 Daruan</w:t>
+      </w:r>
+    </w:p>
+    <w:p>
+      <w:pPr>
+        <w:rPr>
+          <w:rFonts w:ascii="Noto Serif SC" w:eastAsia="Noto Serif SC" w:hAnsi="Noto Serif SC" w:cs="Noto Serif"/>
+          <w:sz w:val="24"/>
+          <w:szCs w:val="24"/>
+          <w:lang w:val="en-US"/>
+        </w:rPr>
+      </w:pPr>
+    </w:p>
+    <w:p>
+      <w:pPr>
+        <w:rPr>
+          <w:rFonts w:ascii="Noto Serif SC" w:eastAsia="Noto Serif SC" w:hAnsi="Noto Serif SC" w:cs="Noto Serif"/>
+          <w:sz w:val="24"/>
+          <w:szCs w:val="24"/>
+          <w:lang w:val="en-US"/>
+        </w:rPr>
+      </w:pPr>
+      <w:r>
+        <w:rPr>
+          <w:rFonts w:ascii="Noto Serif SC" w:eastAsia="Noto Serif SC" w:hAnsi="Noto Serif SC" w:cs="Noto Serif"/>
+          <w:sz w:val="24"/>
+          <w:szCs w:val="24"/>
+          <w:lang w:val="en-US"/>
+        </w:rPr>
+        <w:t xml:space="preserve">1 </w:t>
+      </w:r>
       <w:r>
         <w:rPr>
           <w:rFonts w:ascii="Noto Serif SC" w:eastAsia="Noto Serif SC" w:hAnsi="Noto Serif SC" w:cs="Noto Serif" w:hint="eastAsia"/>
@@ -2604,28 +2687,37 @@
           <w:szCs w:val="24"/>
           <w:lang w:val="en-US"/>
         </w:rPr>
-        <w:t xml:space="preserve"> (Guzheng)</w:t>
-      </w:r>
-    </w:p>
-    <w:p>
-      <w:pPr>
-        <w:rPr>
-          <w:rFonts w:ascii="Noto Serif SC" w:eastAsia="Noto Serif SC" w:hAnsi="Noto Serif SC" w:cs="Noto Serif"/>
-          <w:sz w:val="24"/>
-          <w:szCs w:val="24"/>
-          <w:lang w:val="en-US"/>
-        </w:rPr>
-      </w:pPr>
-    </w:p>
-    <w:p>
-      <w:pPr>
-        <w:rPr>
-          <w:rFonts w:ascii="Noto Serif SC" w:eastAsia="Noto Serif SC" w:hAnsi="Noto Serif SC" w:cs="Noto Serif"/>
-          <w:sz w:val="24"/>
-          <w:szCs w:val="24"/>
-          <w:lang w:val="en-US"/>
-        </w:rPr>
-      </w:pPr>
+        <w:t xml:space="preserve"> Guzheng</w:t>
+      </w:r>
+    </w:p>
+    <w:p>
+      <w:pPr>
+        <w:rPr>
+          <w:rFonts w:ascii="Noto Serif SC" w:eastAsia="Noto Serif SC" w:hAnsi="Noto Serif SC" w:cs="Noto Serif"/>
+          <w:sz w:val="24"/>
+          <w:szCs w:val="24"/>
+          <w:lang w:val="en-US"/>
+        </w:rPr>
+      </w:pPr>
+    </w:p>
+    <w:p>
+      <w:pPr>
+        <w:rPr>
+          <w:rFonts w:ascii="Noto Serif SC" w:eastAsia="Noto Serif SC" w:hAnsi="Noto Serif SC" w:cs="Noto Serif"/>
+          <w:sz w:val="24"/>
+          <w:szCs w:val="24"/>
+          <w:lang w:val="en-US"/>
+        </w:rPr>
+      </w:pPr>
+      <w:r>
+        <w:rPr>
+          <w:rFonts w:ascii="Noto Serif SC" w:eastAsia="Noto Serif SC" w:hAnsi="Noto Serif SC" w:cs="Noto Serif"/>
+          <w:sz w:val="24"/>
+          <w:szCs w:val="24"/>
+          <w:lang w:val="en-US"/>
+        </w:rPr>
+        <w:t>1</w:t>
+      </w:r>
       <w:r>
         <w:rPr>
           <w:rFonts w:ascii="Noto Serif SC" w:eastAsia="Noto Serif SC" w:hAnsi="Noto Serif SC" w:cs="Noto Serif" w:hint="eastAsia"/>
@@ -2641,7 +2733,7 @@
           <w:szCs w:val="24"/>
           <w:lang w:val="en-US"/>
         </w:rPr>
-        <w:t xml:space="preserve"> (Timpani)</w:t>
+        <w:t xml:space="preserve"> Timpani</w:t>
       </w:r>
     </w:p>
     <w:p>
@@ -2675,14 +2767,6 @@
           <w:sz w:val="24"/>
           <w:szCs w:val="24"/>
         </w:rPr>
-        <w:t>(</w:t>
-      </w:r>
-      <w:r>
-        <w:rPr>
-          <w:rFonts w:ascii="Noto Serif SC" w:eastAsia="Noto Serif SC" w:hAnsi="Noto Serif SC" w:cs="Noto Serif"/>
-          <w:sz w:val="24"/>
-          <w:szCs w:val="24"/>
-        </w:rPr>
         <w:t>4</w:t>
       </w:r>
       <w:r>
@@ -2693,14 +2777,6 @@
         </w:rPr>
         <w:t xml:space="preserve"> Percussion</w:t>
       </w:r>
-      <w:r>
-        <w:rPr>
-          <w:rFonts w:ascii="Noto Serif SC" w:eastAsia="Noto Serif SC" w:hAnsi="Noto Serif SC" w:cs="Noto Serif"/>
-          <w:sz w:val="24"/>
-          <w:szCs w:val="24"/>
-        </w:rPr>
-        <w:t>)</w:t>
-      </w:r>
     </w:p>
     <w:p>
       <w:pPr>
@@ -2734,7 +2810,7 @@
           <w:sz w:val="20"/>
           <w:szCs w:val="20"/>
         </w:rPr>
-        <w:t xml:space="preserve"> (Bass Drum), </w:t>
+        <w:t xml:space="preserve"> Bass Drum, </w:t>
       </w:r>
       <w:r>
         <w:rPr>
@@ -2750,7 +2826,7 @@
           <w:sz w:val="20"/>
           <w:szCs w:val="20"/>
         </w:rPr>
-        <w:t xml:space="preserve"> (Bangu)</w:t>
+        <w:t xml:space="preserve"> Bangu</w:t>
       </w:r>
     </w:p>
     <w:p>
@@ -2784,7 +2860,7 @@
           <w:sz w:val="20"/>
           <w:szCs w:val="20"/>
         </w:rPr>
-        <w:t xml:space="preserve"> (Suspended Cymbals), </w:t>
+        <w:t xml:space="preserve"> Suspended Cymbal, </w:t>
       </w:r>
       <w:r>
         <w:rPr>
@@ -2800,25 +2876,7 @@
           <w:sz w:val="20"/>
           <w:szCs w:val="20"/>
         </w:rPr>
-        <w:t xml:space="preserve"> (</w:t>
-      </w:r>
-      <w:proofErr w:type="spellStart"/>
-      <w:r>
-        <w:rPr>
-          <w:rFonts w:ascii="Noto Serif SC" w:eastAsia="Noto Serif SC" w:hAnsi="Noto Serif SC" w:cs="Noto Serif"/>
-          <w:sz w:val="20"/>
-          <w:szCs w:val="20"/>
-        </w:rPr>
-        <w:t>Pengling</w:t>
-      </w:r>
-      <w:proofErr w:type="spellEnd"/>
-      <w:r>
-        <w:rPr>
-          <w:rFonts w:ascii="Noto Serif SC" w:eastAsia="Noto Serif SC" w:hAnsi="Noto Serif SC" w:cs="Noto Serif"/>
-          <w:sz w:val="20"/>
-          <w:szCs w:val="20"/>
-        </w:rPr>
-        <w:t xml:space="preserve">), </w:t>
+        <w:t xml:space="preserve"> Pengling, </w:t>
       </w:r>
       <w:r>
         <w:rPr>
@@ -2834,7 +2892,7 @@
           <w:sz w:val="20"/>
           <w:szCs w:val="20"/>
         </w:rPr>
-        <w:t xml:space="preserve"> (Low Woodblock)</w:t>
+        <w:t xml:space="preserve"> Low Woodblock</w:t>
       </w:r>
     </w:p>
     <w:p>
@@ -2870,7 +2928,7 @@
           <w:szCs w:val="20"/>
           <w:lang w:val="en-US"/>
         </w:rPr>
-        <w:t xml:space="preserve"> (Snare Drum), </w:t>
+        <w:t xml:space="preserve"> Snare Drum, </w:t>
       </w:r>
       <w:r>
         <w:rPr>
@@ -2886,7 +2944,7 @@
           <w:sz w:val="20"/>
           <w:szCs w:val="20"/>
         </w:rPr>
-        <w:t xml:space="preserve"> (Tambourine), </w:t>
+        <w:t xml:space="preserve"> Tambourine, </w:t>
       </w:r>
       <w:r>
         <w:rPr>
@@ -2902,7 +2960,7 @@
           <w:sz w:val="20"/>
           <w:szCs w:val="20"/>
         </w:rPr>
-        <w:t xml:space="preserve"> (Glockenspiel), </w:t>
+        <w:t xml:space="preserve"> Glockenspiel, </w:t>
       </w:r>
       <w:r>
         <w:rPr>
@@ -2918,7 +2976,7 @@
           <w:sz w:val="20"/>
           <w:szCs w:val="20"/>
         </w:rPr>
-        <w:t xml:space="preserve"> (Xiaobo), </w:t>
+        <w:t xml:space="preserve"> Xiaobo, </w:t>
       </w:r>
       <w:r>
         <w:rPr>
@@ -2934,25 +2992,7 @@
           <w:sz w:val="20"/>
           <w:szCs w:val="20"/>
         </w:rPr>
-        <w:t xml:space="preserve"> (</w:t>
-      </w:r>
-      <w:proofErr w:type="spellStart"/>
-      <w:r>
-        <w:rPr>
-          <w:rFonts w:ascii="Noto Serif SC" w:eastAsia="Noto Serif SC" w:hAnsi="Noto Serif SC" w:cs="Noto Serif"/>
-          <w:sz w:val="20"/>
-          <w:szCs w:val="20"/>
-        </w:rPr>
-        <w:t>Xiaotanggu</w:t>
-      </w:r>
-      <w:proofErr w:type="spellEnd"/>
-      <w:r>
-        <w:rPr>
-          <w:rFonts w:ascii="Noto Serif SC" w:eastAsia="Noto Serif SC" w:hAnsi="Noto Serif SC" w:cs="Noto Serif"/>
-          <w:sz w:val="20"/>
-          <w:szCs w:val="20"/>
-        </w:rPr>
-        <w:t>)</w:t>
+        <w:t xml:space="preserve"> Xiaotanggu</w:t>
       </w:r>
     </w:p>
     <w:p>
@@ -2987,7 +3027,7 @@
           <w:sz w:val="20"/>
           <w:szCs w:val="20"/>
         </w:rPr>
-        <w:t xml:space="preserve"> (Whip), </w:t>
+        <w:t xml:space="preserve"> Whip, </w:t>
       </w:r>
       <w:r>
         <w:rPr>
@@ -3003,25 +3043,7 @@
           <w:sz w:val="20"/>
           <w:szCs w:val="20"/>
         </w:rPr>
-        <w:t xml:space="preserve"> (</w:t>
-      </w:r>
-      <w:proofErr w:type="spellStart"/>
-      <w:r>
-        <w:rPr>
-          <w:rFonts w:ascii="Noto Serif SC" w:eastAsia="Noto Serif SC" w:hAnsi="Noto Serif SC" w:cs="Noto Serif"/>
-          <w:sz w:val="20"/>
-          <w:szCs w:val="20"/>
-        </w:rPr>
-        <w:t>Zhongbo</w:t>
-      </w:r>
-      <w:proofErr w:type="spellEnd"/>
-      <w:r>
-        <w:rPr>
-          <w:rFonts w:ascii="Noto Serif SC" w:eastAsia="Noto Serif SC" w:hAnsi="Noto Serif SC" w:cs="Noto Serif"/>
-          <w:sz w:val="20"/>
-          <w:szCs w:val="20"/>
-        </w:rPr>
-        <w:t xml:space="preserve">), </w:t>
+        <w:t xml:space="preserve"> Zhongbo, </w:t>
       </w:r>
       <w:r>
         <w:rPr>
@@ -3038,25 +3060,15 @@
           <w:szCs w:val="20"/>
           <w:lang w:val="en-GB"/>
         </w:rPr>
-        <w:t xml:space="preserve"> (</w:t>
-      </w:r>
-      <w:proofErr w:type="spellStart"/>
-      <w:r>
-        <w:rPr>
-          <w:rFonts w:ascii="Noto Serif SC" w:eastAsia="Noto Serif SC" w:hAnsi="Noto Serif SC" w:cs="Noto Serif"/>
-          <w:sz w:val="20"/>
-          <w:szCs w:val="20"/>
-        </w:rPr>
-        <w:t>Xiaoluo</w:t>
-      </w:r>
-      <w:proofErr w:type="spellEnd"/>
-      <w:r>
-        <w:rPr>
-          <w:rFonts w:ascii="Noto Serif SC" w:eastAsia="Noto Serif SC" w:hAnsi="Noto Serif SC" w:cs="Noto Serif"/>
-          <w:sz w:val="20"/>
-          <w:szCs w:val="20"/>
-        </w:rPr>
-        <w:t xml:space="preserve">), </w:t>
+        <w:t xml:space="preserve"> </w:t>
+      </w:r>
+      <w:r>
+        <w:rPr>
+          <w:rFonts w:ascii="Noto Serif SC" w:eastAsia="Noto Serif SC" w:hAnsi="Noto Serif SC" w:cs="Noto Serif"/>
+          <w:sz w:val="20"/>
+          <w:szCs w:val="20"/>
+        </w:rPr>
+        <w:t xml:space="preserve">Xiaoluo, </w:t>
       </w:r>
       <w:r>
         <w:rPr>
@@ -3072,25 +3084,7 @@
           <w:sz w:val="20"/>
           <w:szCs w:val="20"/>
         </w:rPr>
-        <w:t xml:space="preserve"> (</w:t>
-      </w:r>
-      <w:proofErr w:type="spellStart"/>
-      <w:r>
-        <w:rPr>
-          <w:rFonts w:ascii="Noto Serif SC" w:eastAsia="Noto Serif SC" w:hAnsi="Noto Serif SC" w:cs="Noto Serif"/>
-          <w:sz w:val="20"/>
-          <w:szCs w:val="20"/>
-        </w:rPr>
-        <w:t>Daluo</w:t>
-      </w:r>
-      <w:proofErr w:type="spellEnd"/>
-      <w:r>
-        <w:rPr>
-          <w:rFonts w:ascii="Noto Serif SC" w:eastAsia="Noto Serif SC" w:hAnsi="Noto Serif SC" w:cs="Noto Serif"/>
-          <w:sz w:val="20"/>
-          <w:szCs w:val="20"/>
-        </w:rPr>
-        <w:t xml:space="preserve">), </w:t>
+        <w:t xml:space="preserve"> Daluo, </w:t>
       </w:r>
       <w:r>
         <w:rPr>
@@ -3106,7 +3100,7 @@
           <w:sz w:val="20"/>
           <w:szCs w:val="20"/>
         </w:rPr>
-        <w:t xml:space="preserve"> (Crash Cymbals)</w:t>
+        <w:t xml:space="preserve"> Crash Cymbals</w:t>
       </w:r>
     </w:p>
     <w:p>
@@ -3144,7 +3138,7 @@
           <w:szCs w:val="24"/>
           <w:lang w:val="en-US"/>
         </w:rPr>
-        <w:t xml:space="preserve"> (Gaohu)</w:t>
+        <w:t xml:space="preserve"> Gaohu</w:t>
       </w:r>
     </w:p>
     <w:p>
@@ -3172,7 +3166,7 @@
           <w:szCs w:val="24"/>
           <w:lang w:val="en-US"/>
         </w:rPr>
-        <w:t xml:space="preserve"> (Erhu)</w:t>
+        <w:t xml:space="preserve"> Erhu</w:t>
       </w:r>
     </w:p>
     <w:p>
@@ -3200,7 +3194,7 @@
           <w:szCs w:val="24"/>
           <w:lang w:val="en-US"/>
         </w:rPr>
-        <w:t xml:space="preserve"> (Zhonghu)</w:t>
+        <w:t xml:space="preserve"> Zhonghu</w:t>
       </w:r>
     </w:p>
     <w:p>
@@ -3228,7 +3222,7 @@
           <w:szCs w:val="24"/>
           <w:lang w:val="en-US"/>
         </w:rPr>
-        <w:t xml:space="preserve"> (Violoncello)</w:t>
+        <w:t xml:space="preserve"> Violoncello</w:t>
       </w:r>
     </w:p>
     <w:p>
@@ -3256,7 +3250,7 @@
           <w:szCs w:val="24"/>
           <w:lang w:val="en-US"/>
         </w:rPr>
-        <w:t xml:space="preserve"> (Contrabass)</w:t>
+        <w:t xml:space="preserve"> Contrabass</w:t>
       </w:r>
     </w:p>
     <w:p>
